--- a/Waseet_Capstone_Project/REPORT.docx
+++ b/Waseet_Capstone_Project/REPORT.docx
@@ -3196,7 +3196,7 @@
         <w:spacing w:after="120" w:line="276" w:lineRule="auto"/>
       </w:pPr>
       <w:r>
-        <w:t>While our daily pipeline is reliable and idempotent, operating it in a production logistics business requires three concrete improvements.</w:t>
+        <w:t>While our daily pipeline is reliable and idempotent, operating it in a production logistics business requires three concrete improvements, alongside key optimizations identified from our PySpark historical processing.</w:t>
       </w:r>
     </w:p>
     <w:p>
@@ -3221,6 +3221,22 @@
       </w:pPr>
       <w:r>
         <w:t>Third, what I would tell Waseet is still unsafe about this pipeline. Currently, courier_id is checked against the couriers dimension table, but the pipeline does not verify geographic boundaries. A courier registered to the Amman hub could theoretically scan a parcel in Dubai, and our pipeline would accept it without complaint. Even more dangerous, our pipeline treats each scan event as an isolated row without validating the physical lifecycle of a parcel. For example, a parcel could currently have a DELIVERED scan before a PICKUP scan, or a parcel could have two conflicting delivery scans at different hubs three minutes apart. Before Waseet uses this data warehouse to settle legal delivery disputes or calculate courier bonuses, we must implement state-machine validation to ensure that parcel scan journeys follow physical reality.</w:t>
+      </w:r>
+    </w:p>
+    <w:p>
+      <w:pPr>
+        <w:spacing w:after="120" w:line="276" w:lineRule="auto"/>
+      </w:pPr>
+      <w:r>
+        <w:t>Fourth, analyzing the PySpark execution plan for historical analytics. When inspecting the physical plan for joining the 285,000 historical scans with reference data, Spark executed a BroadcastHashJoin instead of an expensive SortMergeJoin. Between the lookup tables, hubs contains ten rows and service_levels contains four rows. We explicitly broadcast service_levels and hubs because their memory footprint is minuscule (less than one kilobyte), allowing Spark to distribute them directly to executor memory. Broadcasting eliminates the need to shuffle and sort 285,000 history rows across cluster nodes, transforming a distributed network bottleneck into an instant local hash lookup.</w:t>
+      </w:r>
+    </w:p>
+    <w:p>
+      <w:pPr>
+        <w:spacing w:after="120" w:line="276" w:lineRule="auto"/>
+      </w:pPr>
+      <w:r>
+        <w:t>Finally, evaluating the partitioned curated Parquet output. Writing the historical dataset partitioned by scan_date across 334 days produced 668 Parquet data files across the 334 date partition directories, averaging two files per date partition due to executor core parallelism. For an 18 MB dataset, 668 files is significantly more than expected, illustrating the classic distributed computing small file problem. Hundreds of tiny files averaging only 25 to 30 kilobytes each create unnecessary filesystem metadata overhead and degrade query performance on object storage. To fix this, I would apply coalesce(1) on each partition before writing to ensure exactly one properly-sized Parquet file per calendar day.</w:t>
       </w:r>
     </w:p>
     <w:sectPr>
